--- a/docs/Level1/高中英语语法切片-Level1-第09课-复数规则变化.docx
+++ b/docs/Level1/高中英语语法切片-Level1-第09课-复数规则变化.docx
@@ -1861,7 +1861,7 @@
           <w:sz w:val="24"/>
           <w:szCs w:val="24"/>
         </w:rPr>
-        <w:t xml:space="preserve">方法讲完了。我们看两道例题。</w:t>
+        <w:t xml:space="preserve">方法说完了。上两道例题。</w:t>
       </w:r>
     </w:p>
     <w:p>
@@ -2045,7 +2045,7 @@
           <w:sz w:val="24"/>
           <w:szCs w:val="24"/>
         </w:rPr>
-        <w:t xml:space="preserve">第二道例题，这回我不提示。</w:t>
+        <w:t xml:space="preserve">第二道例题，全靠你自己。</w:t>
       </w:r>
     </w:p>
     <w:p>
@@ -3390,7 +3390,7 @@
           <w:sz w:val="24"/>
           <w:szCs w:val="24"/>
         </w:rPr>
-        <w:t xml:space="preserve">最后三件事，你考场上得练成条件反射。</w:t>
+        <w:t xml:space="preserve">临走给你三句话，考场上要脱口而出。</w:t>
       </w:r>
     </w:p>
     <w:p>

--- a/docs/Level1/高中英语语法切片-Level1-第09课-复数规则变化.docx
+++ b/docs/Level1/高中英语语法切片-Level1-第09课-复数规则变化.docx
@@ -2597,119 +2597,161 @@
           <w:sz w:val="24"/>
           <w:szCs w:val="24"/>
         </w:rPr>
-        <w:t xml:space="preserve">题目：Both ____________ (family) have lived in this village for over fifty years.</w:t>
-      </w:r>
-    </w:p>
-    <w:p>
-      <w:pPr>
-        <w:spacing w:after="160" w:line="380"/>
-        <w:ind w:firstLine="480"/>
-      </w:pPr>
-      <w:r>
-        <w:rPr>
-          <w:rFonts w:ascii="SimSun" w:cs="SimSun" w:eastAsia="SimSun" w:hAnsi="SimSun"/>
-          <w:sz w:val="24"/>
-          <w:szCs w:val="24"/>
-        </w:rPr>
-        <w:t xml:space="preserve">先自己写一个答案。写好了？</w:t>
-      </w:r>
-    </w:p>
-    <w:p>
-      <w:pPr>
-        <w:spacing w:after="160" w:line="380"/>
-        <w:ind w:firstLine="480"/>
-      </w:pPr>
-      <w:r>
-        <w:rPr>
-          <w:rFonts w:ascii="SimSun" w:cs="SimSun" w:eastAsia="SimSun" w:hAnsi="SimSun"/>
-          <w:sz w:val="24"/>
-          <w:szCs w:val="24"/>
-        </w:rPr>
-        <w:t xml:space="preserve">空前面是 Both，两者都，明确表示两个，所以用复数。</w:t>
-      </w:r>
-    </w:p>
-    <w:p>
-      <w:pPr>
-        <w:spacing w:after="160" w:line="380"/>
-        <w:ind w:firstLine="480"/>
-      </w:pPr>
-      <w:r>
-        <w:rPr>
-          <w:rFonts w:ascii="SimSun" w:cs="SimSun" w:eastAsia="SimSun" w:hAnsi="SimSun"/>
-          <w:sz w:val="24"/>
-          <w:szCs w:val="24"/>
-        </w:rPr>
-        <w:t xml:space="preserve">family 以 y 结尾。</w:t>
-      </w:r>
-    </w:p>
-    <w:p>
-      <w:pPr>
-        <w:spacing w:after="160" w:line="380"/>
-        <w:ind w:firstLine="480"/>
-      </w:pPr>
-      <w:r>
-        <w:rPr>
-          <w:rFonts w:ascii="SimSun" w:cs="SimSun" w:eastAsia="SimSun" w:hAnsi="SimSun"/>
-          <w:sz w:val="24"/>
-          <w:szCs w:val="24"/>
-        </w:rPr>
-        <w:t xml:space="preserve">那关键动作是什么？你先看 y 前面那个字母。</w:t>
-      </w:r>
-    </w:p>
-    <w:p>
-      <w:pPr>
-        <w:spacing w:after="160" w:line="380"/>
-        <w:ind w:firstLine="480"/>
-      </w:pPr>
-      <w:r>
-        <w:rPr>
-          <w:rFonts w:ascii="SimSun" w:cs="SimSun" w:eastAsia="SimSun" w:hAnsi="SimSun"/>
-          <w:sz w:val="24"/>
-          <w:szCs w:val="24"/>
-        </w:rPr>
-        <w:t xml:space="preserve">y 前面是 l，辅音字母。所以走第三条：改 i 加 es。</w:t>
-      </w:r>
-    </w:p>
-    <w:p>
-      <w:pPr>
-        <w:spacing w:after="160" w:line="380"/>
-        <w:ind w:firstLine="480"/>
-      </w:pPr>
-      <w:r>
-        <w:rPr>
-          <w:rFonts w:ascii="SimSun" w:cs="SimSun" w:eastAsia="SimSun" w:hAnsi="SimSun"/>
-          <w:sz w:val="24"/>
-          <w:szCs w:val="24"/>
-        </w:rPr>
-        <w:t xml:space="preserve">family 去掉 y，变成 famil，加上 ies，就是 families。</w:t>
-      </w:r>
-    </w:p>
-    <w:p>
-      <w:pPr>
-        <w:spacing w:after="160" w:line="380"/>
-        <w:ind w:firstLine="480"/>
-      </w:pPr>
-      <w:r>
-        <w:rPr>
-          <w:rFonts w:ascii="SimSun" w:cs="SimSun" w:eastAsia="SimSun" w:hAnsi="SimSun"/>
-          <w:sz w:val="24"/>
-          <w:szCs w:val="24"/>
-        </w:rPr>
-        <w:t xml:space="preserve">你再看谓语 have lived，复数形式，也印证了主语是复数。</w:t>
-      </w:r>
-    </w:p>
-    <w:p>
-      <w:pPr>
-        <w:spacing w:after="160" w:line="380"/>
-        <w:ind w:firstLine="480"/>
-      </w:pPr>
-      <w:r>
-        <w:rPr>
-          <w:rFonts w:ascii="SimSun" w:cs="SimSun" w:eastAsia="SimSun" w:hAnsi="SimSun"/>
-          <w:sz w:val="24"/>
-          <w:szCs w:val="24"/>
-        </w:rPr>
-        <w:t xml:space="preserve">所以这儿填 families。</w:t>
+        <w:t xml:space="preserve">题目：下面三个词的复数都以 s 结尾，可它们走的规则完全不同。请分别说出各走哪一条。boys、babies、buses</w:t>
+      </w:r>
+    </w:p>
+    <w:p>
+      <w:pPr>
+        <w:spacing w:after="160" w:line="380"/>
+        <w:ind w:firstLine="480"/>
+      </w:pPr>
+      <w:r>
+        <w:rPr>
+          <w:rFonts w:ascii="SimSun" w:cs="SimSun" w:eastAsia="SimSun" w:hAnsi="SimSun"/>
+          <w:sz w:val="24"/>
+          <w:szCs w:val="24"/>
+        </w:rPr>
+        <w:t xml:space="preserve">这道题你先自己判断，三个都写下理由。写完了吗？</w:t>
+      </w:r>
+    </w:p>
+    <w:p>
+      <w:pPr>
+        <w:spacing w:after="160" w:line="380"/>
+        <w:ind w:firstLine="480"/>
+      </w:pPr>
+      <w:r>
+        <w:rPr>
+          <w:rFonts w:ascii="SimSun" w:cs="SimSun" w:eastAsia="SimSun" w:hAnsi="SimSun"/>
+          <w:sz w:val="24"/>
+          <w:szCs w:val="24"/>
+        </w:rPr>
+        <w:t xml:space="preserve">光看结果，三个词都以 s 结尾，好像是一回事。可它们的来路完全不同。</w:t>
+      </w:r>
+    </w:p>
+    <w:p>
+      <w:pPr>
+        <w:spacing w:after="160" w:line="380"/>
+        <w:ind w:firstLine="480"/>
+      </w:pPr>
+      <w:r>
+        <w:rPr>
+          <w:rFonts w:ascii="SimSun" w:cs="SimSun" w:eastAsia="SimSun" w:hAnsi="SimSun"/>
+          <w:sz w:val="24"/>
+          <w:szCs w:val="24"/>
+        </w:rPr>
+        <w:t xml:space="preserve">先看 boys。原形是 boy，以 y 结尾。可 y 前面是 o，元音字母。</w:t>
+      </w:r>
+    </w:p>
+    <w:p>
+      <w:pPr>
+        <w:spacing w:after="160" w:line="380"/>
+        <w:ind w:firstLine="480"/>
+      </w:pPr>
+      <w:r>
+        <w:rPr>
+          <w:rFonts w:ascii="SimSun" w:cs="SimSun" w:eastAsia="SimSun" w:hAnsi="SimSun"/>
+          <w:sz w:val="24"/>
+          <w:szCs w:val="24"/>
+        </w:rPr>
+        <w:t xml:space="preserve">元音加 y，直接加 s 就行，不用改。所以是 boys。</w:t>
+      </w:r>
+    </w:p>
+    <w:p>
+      <w:pPr>
+        <w:spacing w:after="160" w:line="380"/>
+        <w:ind w:firstLine="480"/>
+      </w:pPr>
+      <w:r>
+        <w:rPr>
+          <w:rFonts w:ascii="SimSun" w:cs="SimSun" w:eastAsia="SimSun" w:hAnsi="SimSun"/>
+          <w:sz w:val="24"/>
+          <w:szCs w:val="24"/>
+        </w:rPr>
+        <w:t xml:space="preserve">再看 babies。原形是 baby，也以 y 结尾。可 y 前面是 b，辅音字母。</w:t>
+      </w:r>
+    </w:p>
+    <w:p>
+      <w:pPr>
+        <w:spacing w:after="160" w:line="380"/>
+        <w:ind w:firstLine="480"/>
+      </w:pPr>
+      <w:r>
+        <w:rPr>
+          <w:rFonts w:ascii="SimSun" w:cs="SimSun" w:eastAsia="SimSun" w:hAnsi="SimSun"/>
+          <w:sz w:val="24"/>
+          <w:szCs w:val="24"/>
+        </w:rPr>
+        <w:t xml:space="preserve">辅音加 y，要把 y 改成 i 再加 es。所以是 babies。</w:t>
+      </w:r>
+    </w:p>
+    <w:p>
+      <w:pPr>
+        <w:spacing w:after="160" w:line="380"/>
+        <w:ind w:firstLine="480"/>
+      </w:pPr>
+      <w:r>
+        <w:rPr>
+          <w:rFonts w:ascii="SimSun" w:cs="SimSun" w:eastAsia="SimSun" w:hAnsi="SimSun"/>
+          <w:sz w:val="24"/>
+          <w:szCs w:val="24"/>
+        </w:rPr>
+        <w:t xml:space="preserve">最后 buses。原形是 bus，以 s 结尾，走的是加 es 那一条。</w:t>
+      </w:r>
+    </w:p>
+    <w:p>
+      <w:pPr>
+        <w:spacing w:after="160" w:line="380"/>
+        <w:ind w:firstLine="480"/>
+      </w:pPr>
+      <w:r>
+        <w:rPr>
+          <w:rFonts w:ascii="SimSun" w:cs="SimSun" w:eastAsia="SimSun" w:hAnsi="SimSun"/>
+          <w:sz w:val="24"/>
+          <w:szCs w:val="24"/>
+        </w:rPr>
+        <w:t xml:space="preserve">你念一遍就知道为什么：buss 两个 s 连着念不出来，得垫个 e。</w:t>
+      </w:r>
+    </w:p>
+    <w:p>
+      <w:pPr>
+        <w:spacing w:after="160" w:line="380"/>
+        <w:ind w:firstLine="480"/>
+      </w:pPr>
+      <w:r>
+        <w:rPr>
+          <w:rFonts w:ascii="SimSun" w:cs="SimSun" w:eastAsia="SimSun" w:hAnsi="SimSun"/>
+          <w:sz w:val="24"/>
+          <w:szCs w:val="24"/>
+        </w:rPr>
+        <w:t xml:space="preserve">所以这三个词，一个直接加 s，一个改 i 加 es，一个垫 e 加 es。</w:t>
+      </w:r>
+    </w:p>
+    <w:p>
+      <w:pPr>
+        <w:spacing w:after="160" w:line="380"/>
+        <w:ind w:firstLine="480"/>
+      </w:pPr>
+      <w:r>
+        <w:rPr>
+          <w:rFonts w:ascii="SimSun" w:cs="SimSun" w:eastAsia="SimSun" w:hAnsi="SimSun"/>
+          <w:sz w:val="24"/>
+          <w:szCs w:val="24"/>
+        </w:rPr>
+        <w:t xml:space="preserve">所以 boys 走元音加 y 直接加 s，babies 走辅音加 y 改 i 加 es，buses 走 s 结尾加 es。</w:t>
+      </w:r>
+    </w:p>
+    <w:p>
+      <w:pPr>
+        <w:spacing w:after="160" w:line="380"/>
+        <w:ind w:firstLine="480"/>
+      </w:pPr>
+      <w:r>
+        <w:rPr>
+          <w:rFonts w:ascii="SimSun" w:cs="SimSun" w:eastAsia="SimSun" w:hAnsi="SimSun"/>
+          <w:sz w:val="24"/>
+          <w:szCs w:val="24"/>
+        </w:rPr>
+        <w:t xml:space="preserve">这道题告诉你一件事：光看结果都是 s，可你得知道它是怎么来的，才不会写错别的词。</w:t>
       </w:r>
     </w:p>
     <w:p>

--- a/docs/Level1/高中英语语法切片-Level1-第09课-复数规则变化.docx
+++ b/docs/Level1/高中英语语法切片-Level1-第09课-复数规则变化.docx
@@ -71,7 +71,35 @@
           <w:sz w:val="24"/>
           <w:szCs w:val="24"/>
         </w:rPr>
+        <w:t xml:space="preserve">你还记得第八课那份必背清单吗？advice、information、news、knowledge 那十二个，全是不可数的，它们根本不用变复数。</w:t>
+      </w:r>
+    </w:p>
+    <w:p>
+      <w:pPr>
+        <w:spacing w:after="160" w:line="380"/>
+        <w:ind w:firstLine="480"/>
+      </w:pPr>
+      <w:r>
+        <w:rPr>
+          <w:rFonts w:ascii="SimSun" w:cs="SimSun" w:eastAsia="SimSun" w:hAnsi="SimSun"/>
+          <w:sz w:val="24"/>
+          <w:szCs w:val="24"/>
+        </w:rPr>
         <w:t xml:space="preserve">那判断出来是可数的呢？接下来就得面对第二个问题——它的复数怎么写。</w:t>
+      </w:r>
+    </w:p>
+    <w:p>
+      <w:pPr>
+        <w:spacing w:after="160" w:line="380"/>
+        <w:ind w:firstLine="480"/>
+      </w:pPr>
+      <w:r>
+        <w:rPr>
+          <w:rFonts w:ascii="SimSun" w:cs="SimSun" w:eastAsia="SimSun" w:hAnsi="SimSun"/>
+          <w:sz w:val="24"/>
+          <w:szCs w:val="24"/>
+        </w:rPr>
+        <w:t xml:space="preserve">换句话说，第八课那一步是筛选，今天这一步才是动手。</w:t>
       </w:r>
     </w:p>
     <w:p>

--- a/docs/Level1/高中英语语法切片-Level1-第09课-复数规则变化.docx
+++ b/docs/Level1/高中英语语法切片-Level1-第09课-复数规则变化.docx
@@ -2567,7 +2567,21 @@
           <w:sz w:val="24"/>
           <w:szCs w:val="24"/>
         </w:rPr>
-        <w:t xml:space="preserve">你注意，第二个空前面有 the，可这不代表一定是单数——这里说的是把巧克力放在架子上，架子是复数。</w:t>
+        <w:t xml:space="preserve">你注意第二个空，前面有 the，可这不代表一定是单数。</w:t>
+      </w:r>
+    </w:p>
+    <w:p>
+      <w:pPr>
+        <w:spacing w:after="160" w:line="380"/>
+        <w:ind w:firstLine="480"/>
+      </w:pPr>
+      <w:r>
+        <w:rPr>
+          <w:rFonts w:ascii="SimSun" w:cs="SimSun" w:eastAsia="SimSun" w:hAnsi="SimSun"/>
+          <w:sz w:val="24"/>
+          <w:szCs w:val="24"/>
+        </w:rPr>
+        <w:t xml:space="preserve">这里说的是把巧克力放在架子上，架子是复数。</w:t>
       </w:r>
     </w:p>
     <w:p>

--- a/docs/Level1/高中英语语法切片-Level1-第09课-复数规则变化.docx
+++ b/docs/Level1/高中英语语法切片-Level1-第09课-复数规则变化.docx
@@ -311,7 +311,7 @@
           <w:sz w:val="24"/>
           <w:szCs w:val="24"/>
         </w:rPr>
-        <w:t xml:space="preserve">而且谓语是 are，复数形式，也印证了这一点。</w:t>
+        <w:t xml:space="preserve">而且谓语是 are，复数形式，也印证了这一点啊，。</w:t>
       </w:r>
     </w:p>
     <w:p>
@@ -963,7 +963,7 @@
           <w:sz w:val="24"/>
           <w:szCs w:val="24"/>
         </w:rPr>
-        <w:t xml:space="preserve">为什么？</w:t>
+        <w:t xml:space="preserve">那为什么呢？</w:t>
       </w:r>
     </w:p>
     <w:p>
@@ -1203,6 +1203,20 @@
           <w:sz w:val="24"/>
           <w:szCs w:val="24"/>
         </w:rPr>
+        <w:t xml:space="preserve">顺便说一句，这个地方我教了这么多年，年年有人栽在这儿。</w:t>
+      </w:r>
+    </w:p>
+    <w:p>
+      <w:pPr>
+        <w:spacing w:after="160" w:line="380"/>
+        <w:ind w:firstLine="480"/>
+      </w:pPr>
+      <w:r>
+        <w:rPr>
+          <w:rFonts w:ascii="SimSun" w:cs="SimSun" w:eastAsia="SimSun" w:hAnsi="SimSun"/>
+          <w:sz w:val="24"/>
+          <w:szCs w:val="24"/>
+        </w:rPr>
         <w:t xml:space="preserve">好，我们从头说。</w:t>
       </w:r>
     </w:p>
@@ -1511,7 +1525,7 @@
           <w:sz w:val="24"/>
           <w:szCs w:val="24"/>
         </w:rPr>
-        <w:t xml:space="preserve">这一类的词不多，但个个高频。我给你一份清单，你抄下来。</w:t>
+        <w:t xml:space="preserve">这一类的词不多，但个个高频。我跟你说，我跟你说，我给你一份清单，你抄下来啊。</w:t>
       </w:r>
     </w:p>
     <w:p>
@@ -1567,7 +1581,7 @@
           <w:sz w:val="24"/>
           <w:szCs w:val="24"/>
         </w:rPr>
-        <w:t xml:space="preserve">那有没有例外？有。</w:t>
+        <w:t xml:space="preserve">那有没有例外呢？有的。</w:t>
       </w:r>
     </w:p>
     <w:p>
@@ -1763,7 +1777,7 @@
           <w:sz w:val="24"/>
           <w:szCs w:val="24"/>
         </w:rPr>
-        <w:t xml:space="preserve">五条讲完了，我给你一个做题时的检查顺序。</w:t>
+        <w:t xml:space="preserve">五条讲完了，我跟你说，我跟你说，我给你一个做题时的检查顺序。</w:t>
       </w:r>
     </w:p>
     <w:p>
@@ -1889,7 +1903,7 @@
           <w:sz w:val="24"/>
           <w:szCs w:val="24"/>
         </w:rPr>
-        <w:t xml:space="preserve">方法说完了。上两道例题。</w:t>
+        <w:t xml:space="preserve">方法说完了。我插一句：这些规则你别孤立地记，跟前面学过的串起来记，省一半力气。上两道例题。</w:t>
       </w:r>
     </w:p>
     <w:p>
@@ -2159,7 +2173,7 @@
           <w:sz w:val="24"/>
           <w:szCs w:val="24"/>
         </w:rPr>
-        <w:t xml:space="preserve">那它属于加 es 的还是加 s 的？</w:t>
+        <w:t xml:space="preserve">那它属于加 es 的还是加 s 的呢？</w:t>
       </w:r>
     </w:p>
     <w:p>
@@ -2257,7 +2271,7 @@
           <w:sz w:val="24"/>
           <w:szCs w:val="24"/>
         </w:rPr>
-        <w:t xml:space="preserve">两道例题做完了。今天的东西我给你压一压，五句话拿走。</w:t>
+        <w:t xml:space="preserve">两道例题做完了。今天的东西我跟你说，我给你压一压，五句话拿走。</w:t>
       </w:r>
     </w:p>
     <w:p>
@@ -2285,7 +2299,7 @@
           <w:sz w:val="24"/>
           <w:szCs w:val="24"/>
         </w:rPr>
-        <w:t xml:space="preserve">第二句。词尾是 s、x、sh、ch，加 es。这一条你念一遍就知道，不用背。</w:t>
+        <w:t xml:space="preserve">第二句。词尾是 s、x、sh、ch，加 es。这一条你念一遍就知道，不用背的。</w:t>
       </w:r>
     </w:p>
     <w:p>
@@ -2397,7 +2411,7 @@
           <w:sz w:val="24"/>
           <w:szCs w:val="24"/>
         </w:rPr>
-        <w:t xml:space="preserve">道理讲完了。接下来轮到你动手。</w:t>
+        <w:t xml:space="preserve">道理讲完了。对了，我再多说一句——上面这些你要是一遍记不住，别硬背，回头把题再做一遍，做熟了自然就记住了。接下来轮到你动手。</w:t>
       </w:r>
     </w:p>
     <w:p>
@@ -2412,6 +2426,20 @@
           <w:szCs w:val="24"/>
         </w:rPr>
         <w:t xml:space="preserve">下面六道随堂练习。每道先自己做，做完再听。</w:t>
+      </w:r>
+    </w:p>
+    <w:p>
+      <w:pPr>
+        <w:spacing w:after="160" w:line="380"/>
+        <w:ind w:firstLine="480"/>
+      </w:pPr>
+      <w:r>
+        <w:rPr>
+          <w:rFonts w:ascii="SimSun" w:cs="SimSun" w:eastAsia="SimSun" w:hAnsi="SimSun"/>
+          <w:sz w:val="24"/>
+          <w:szCs w:val="24"/>
+        </w:rPr>
+        <w:t xml:space="preserve">对了，补一句：这一条你现在可能觉得没什么，等考试碰上你就知道值钱了。</w:t>
       </w:r>
     </w:p>
     <w:p>
@@ -2866,7 +2894,7 @@
           <w:sz w:val="24"/>
           <w:szCs w:val="24"/>
         </w:rPr>
-        <w:t xml:space="preserve">选择题，先圈一个。圈好了？</w:t>
+        <w:t xml:space="preserve">选择题，先圈一个。圈好了呢？</w:t>
       </w:r>
     </w:p>
     <w:p>
@@ -3220,7 +3248,7 @@
           <w:sz w:val="24"/>
           <w:szCs w:val="24"/>
         </w:rPr>
-        <w:t xml:space="preserve">你看，三个词都加了 es，可它们走的是三条完全不同的规则。</w:t>
+        <w:t xml:space="preserve">你看啊，三个词都加了 es，可它们走的是三条完全不同的规则。</w:t>
       </w:r>
     </w:p>
     <w:p>

--- a/docs/Level1/高中英语语法切片-Level1-第09课-复数规则变化.docx
+++ b/docs/Level1/高中英语语法切片-Level1-第09课-复数规则变化.docx
@@ -2894,7 +2894,7 @@
           <w:sz w:val="24"/>
           <w:szCs w:val="24"/>
         </w:rPr>
-        <w:t xml:space="preserve">选择题，先圈一个。圈好了呢？</w:t>
+        <w:t xml:space="preserve">这是选择题，先圈出来再说。</w:t>
       </w:r>
     </w:p>
     <w:p>

--- a/docs/Level1/高中英语语法切片-Level1-第09课-复数规则变化.docx
+++ b/docs/Level1/高中英语语法切片-Level1-第09课-复数规则变化.docx
@@ -1441,6 +1441,20 @@
           <w:sz w:val="24"/>
           <w:szCs w:val="24"/>
         </w:rPr>
+        <w:t xml:space="preserve">顺带提一嘴：这个点后面几节课还会用到，你现在多花一分钟不亏。</w:t>
+      </w:r>
+    </w:p>
+    <w:p>
+      <w:pPr>
+        <w:spacing w:after="160" w:line="380"/>
+        <w:ind w:firstLine="480"/>
+      </w:pPr>
+      <w:r>
+        <w:rPr>
+          <w:rFonts w:ascii="SimSun" w:cs="SimSun" w:eastAsia="SimSun" w:hAnsi="SimSun"/>
+          <w:sz w:val="24"/>
+          <w:szCs w:val="24"/>
+        </w:rPr>
         <w:t xml:space="preserve">你再看这几个：boy 变 boys，day 变 days，key 变 keys，toy 变 toys。</w:t>
       </w:r>
     </w:p>
@@ -1581,6 +1595,20 @@
           <w:sz w:val="24"/>
           <w:szCs w:val="24"/>
         </w:rPr>
+        <w:t xml:space="preserve">我知道有人已经开始背清单了，可你别急，先看例外。</w:t>
+      </w:r>
+    </w:p>
+    <w:p>
+      <w:pPr>
+        <w:spacing w:after="160" w:line="380"/>
+        <w:ind w:firstLine="480"/>
+      </w:pPr>
+      <w:r>
+        <w:rPr>
+          <w:rFonts w:ascii="SimSun" w:cs="SimSun" w:eastAsia="SimSun" w:hAnsi="SimSun"/>
+          <w:sz w:val="24"/>
+          <w:szCs w:val="24"/>
+        </w:rPr>
         <w:t xml:space="preserve">那有没有例外呢？有的。</w:t>
       </w:r>
     </w:p>
@@ -1637,7 +1665,21 @@
           <w:sz w:val="24"/>
           <w:szCs w:val="24"/>
         </w:rPr>
-        <w:t xml:space="preserve">第五条，词尾是 o，这一条最麻烦，因为它分两拨。</w:t>
+        <w:t xml:space="preserve">第五条最容易错，很多同学一刀切全加 es。</w:t>
+      </w:r>
+    </w:p>
+    <w:p>
+      <w:pPr>
+        <w:spacing w:after="160" w:line="380"/>
+        <w:ind w:firstLine="480"/>
+      </w:pPr>
+      <w:r>
+        <w:rPr>
+          <w:rFonts w:ascii="SimSun" w:cs="SimSun" w:eastAsia="SimSun" w:hAnsi="SimSun"/>
+          <w:sz w:val="24"/>
+          <w:szCs w:val="24"/>
+        </w:rPr>
+        <w:t xml:space="preserve">词尾是 o，这一条分两拨。</w:t>
       </w:r>
     </w:p>
     <w:p>
@@ -1820,6 +1862,20 @@
           <w:szCs w:val="24"/>
         </w:rPr>
         <w:t xml:space="preserve">再看是不是辅音加 y——是就改 i 加 es。</w:t>
+      </w:r>
+    </w:p>
+    <w:p>
+      <w:pPr>
+        <w:spacing w:after="160" w:line="380"/>
+        <w:ind w:firstLine="480"/>
+      </w:pPr>
+      <w:r>
+        <w:rPr>
+          <w:rFonts w:ascii="SimSun" w:cs="SimSun" w:eastAsia="SimSun" w:hAnsi="SimSun"/>
+          <w:sz w:val="24"/>
+          <w:szCs w:val="24"/>
+        </w:rPr>
+        <w:t xml:space="preserve">我插一句啊，这一段要是没跟上，你倒回去再听一遍，别往下硬走。</w:t>
       </w:r>
     </w:p>
     <w:p>

--- a/docs/Level1/高中英语语法切片-Level1-第09课-复数规则变化.docx
+++ b/docs/Level1/高中英语语法切片-Level1-第09课-复数规则变化.docx
@@ -1539,7 +1539,7 @@
           <w:sz w:val="24"/>
           <w:szCs w:val="24"/>
         </w:rPr>
-        <w:t xml:space="preserve">这一类的词不多，但个个高频。我跟你说，我跟你说，我给你一份清单，你抄下来啊。</w:t>
+        <w:t xml:space="preserve">这一类的词不多，但个个高频。我们们来看一份清单，你抄下来啊。</w:t>
       </w:r>
     </w:p>
     <w:p>
@@ -1819,7 +1819,7 @@
           <w:sz w:val="24"/>
           <w:szCs w:val="24"/>
         </w:rPr>
-        <w:t xml:space="preserve">五条讲完了，我跟你说，我跟你说，我给你一个做题时的检查顺序。</w:t>
+        <w:t xml:space="preserve">五条讲完了，我们们来看一个做题时的检查顺序。</w:t>
       </w:r>
     </w:p>
     <w:p>
@@ -2327,7 +2327,7 @@
           <w:sz w:val="24"/>
           <w:szCs w:val="24"/>
         </w:rPr>
-        <w:t xml:space="preserve">两道例题做完了。今天的东西我跟你说，我给你压一压，五句话拿走。</w:t>
+        <w:t xml:space="preserve">两道例题做完了。今天的东西我们来看压一压，五句话拿走。</w:t>
       </w:r>
     </w:p>
     <w:p>
